--- a/Files/06 - Yom Tov/13 - Shmini Atzeres/5785/Shmini Atzeres 5785.docx
+++ b/Files/06 - Yom Tov/13 - Shmini Atzeres/5785/Shmini Atzeres 5785.docx
@@ -2256,7 +2256,7 @@
         <w:rPr>
           <w:rFonts w:ascii="Times New Roman" w:hAnsi="Times New Roman" w:cs="Times New Roman"/>
         </w:rPr>
-        <w:t>e are the ones that</w:t>
+        <w:t xml:space="preserve">e are the ones that </w:t>
       </w:r>
       <w:r>
         <w:rPr>

--- a/Files/06 - Yom Tov/13 - Shmini Atzeres/5785/Shmini Atzeres 5785.docx
+++ b/Files/06 - Yom Tov/13 - Shmini Atzeres/5785/Shmini Atzeres 5785.docx
@@ -756,7 +756,7 @@
           <w:rFonts w:ascii="Times New Roman" w:hAnsi="Times New Roman" w:cs="Times New Roman"/>
           <w:rtl/>
         </w:rPr>
-        <w:t>"</w:t>
+        <w:t>״</w:t>
       </w:r>
       <w:r>
         <w:rPr>
@@ -961,7 +961,7 @@
           <w:rFonts w:ascii="Times New Roman" w:hAnsi="Times New Roman" w:cs="Times New Roman"/>
           <w:rtl/>
         </w:rPr>
-        <w:t>"</w:t>
+        <w:t>״</w:t>
       </w:r>
       <w:r>
         <w:rPr>
